--- a/reports/REPORT_장애대응.docx
+++ b/reports/REPORT_장애대응.docx
@@ -390,111 +390,6 @@
         </w:tc>
       </w:tr>
     </w:tbl>
-    <w:p>
-      <w:pPr>
-        <w:pStyle w:val="Heading2"/>
-      </w:pPr>
-      <w:r>
-        <w:t>점검에서 드러난 문제</w:t>
-      </w:r>
-    </w:p>
-    <w:p>
-      <w:pPr>
-        <w:pStyle w:val="ListNumber"/>
-      </w:pPr>
-      <w:r>
-        <w:rPr>
-          <w:b/>
-        </w:rPr>
-        <w:t>프로세스가 죽어도 모른다.</w:t>
-      </w:r>
-      <w:r>
-        <w:t xml:space="preserve"> 스택 유닛이 '한 번 실행' 방식(oneshot)이라 백엔드·화면 서버가 죽어도 systemd가 다시 띄우지 않고, 알림 경로도 없다.</w:t>
-      </w:r>
-    </w:p>
-    <w:p>
-      <w:pPr>
-        <w:pStyle w:val="ListNumber"/>
-      </w:pPr>
-      <w:r>
-        <w:rPr>
-          <w:b/>
-        </w:rPr>
-        <w:t>외부 상태 확인 주소가 없다.</w:t>
-      </w:r>
-      <w:r>
-        <w:t xml:space="preserve"> 백엔드의 상태 주소가 </w:t>
-      </w:r>
-      <w:r>
-        <w:rPr>
-          <w:rFonts w:ascii="Consolas" w:hAnsi="Consolas"/>
-        </w:rPr>
-        <w:t>/health</w:t>
-      </w:r>
-      <w:r>
-        <w:t xml:space="preserve">인데 터널은 </w:t>
-      </w:r>
-      <w:r>
-        <w:rPr>
-          <w:rFonts w:ascii="Consolas" w:hAnsi="Consolas"/>
-        </w:rPr>
-        <w:t>/api/</w:t>
-      </w:r>
-      <w:r>
-        <w:t xml:space="preserve"> 아래만 백엔드로 보내므로 </w:t>
-      </w:r>
-      <w:r>
-        <w:rPr>
-          <w:rFonts w:ascii="Consolas" w:hAnsi="Consolas"/>
-        </w:rPr>
-        <w:t>https://maruvis.kr/api/health</w:t>
-      </w:r>
-      <w:r>
-        <w:t>가 404다. 외부 모니터링을 붙일 수 없다.</w:t>
-      </w:r>
-    </w:p>
-    <w:p>
-      <w:pPr>
-        <w:pStyle w:val="ListNumber"/>
-      </w:pPr>
-      <w:r>
-        <w:rPr>
-          <w:b/>
-        </w:rPr>
-        <w:t>화면에 시간 제한이 없다.</w:t>
-      </w:r>
-      <w:r>
-        <w:t xml:space="preserve"> 응답이 영영 오지 않아도 '생각 중'이 계속 돈다. 네트워크가 끊기면 부분 답변이 없을 때 아무 안내 없이 멈춘다. '다시 시도' 버튼이 없어 질문을 다시 쳐야 한다.</w:t>
-      </w:r>
-    </w:p>
-    <w:p>
-      <w:pPr>
-        <w:pStyle w:val="ListNumber"/>
-      </w:pPr>
-      <w:r>
-        <w:rPr>
-          <w:b/>
-        </w:rPr>
-        <w:t>답이 없는 질문은 한 줄로 끝난다.</w:t>
-      </w:r>
-      <w:r>
-        <w:t xml:space="preserve"> "제공된 자료에는 해당 정보가 없습니다"만 나오고 어디에 물어보라는 안내가 없다.</w:t>
-      </w:r>
-    </w:p>
-    <w:p>
-      <w:pPr>
-        <w:pStyle w:val="ListNumber"/>
-      </w:pPr>
-      <w:r>
-        <w:rPr>
-          <w:b/>
-        </w:rPr>
-        <w:t>학생 신고 채널이 없다.</w:t>
-      </w:r>
-      <w:r>
-        <w:t xml:space="preserve"> 피드백 문구는 번역 파일에만 있고 버튼도 저장 기능도 없다.</w:t>
-      </w:r>
-    </w:p>
     <w:p>
       <w:pPr>
         <w:pStyle w:val="Heading2"/>
@@ -1860,6 +1755,608 @@
       </w:r>
     </w:p>
     <w:p>
+      <w:pPr>
+        <w:pStyle w:val="Heading2"/>
+      </w:pPr>
+      <w:r>
+        <w:t>부록 — 점검 중 발견한 문제와 해결 방안</w:t>
+      </w:r>
+    </w:p>
+    <w:p>
+      <w:r>
+        <w:t>2026-09-04 운영 서버를 점검하며 확인한 문제입니다. 해결 방안은 위 시행 계획의 해당 항목과 같고, 소요는 개발·검증을 합친 시간입니다.</w:t>
+      </w:r>
+    </w:p>
+    <w:tbl>
+      <w:tblPr>
+        <w:tblStyle w:val="LightGrid-Accent1"/>
+        <w:tblW w:type="auto" w:w="0"/>
+        <w:tblLook w:firstColumn="1" w:firstRow="1" w:lastColumn="0" w:lastRow="0" w:noHBand="0" w:noVBand="1" w:val="04A0"/>
+      </w:tblPr>
+      <w:tblGrid>
+        <w:gridCol w:w="1440"/>
+        <w:gridCol w:w="1440"/>
+        <w:gridCol w:w="1440"/>
+        <w:gridCol w:w="1440"/>
+        <w:gridCol w:w="1440"/>
+        <w:gridCol w:w="1440"/>
+      </w:tblGrid>
+      <w:tr>
+        <w:tc>
+          <w:tcPr>
+            <w:tcW w:type="dxa" w:w="1440"/>
+          </w:tcPr>
+          <w:p>
+            <w:r>
+              <w:rPr>
+                <w:b/>
+              </w:rPr>
+            </w:r>
+            <w:r>
+              <w:rPr>
+                <w:b/>
+              </w:rPr>
+              <w:t>번호</w:t>
+            </w:r>
+          </w:p>
+        </w:tc>
+        <w:tc>
+          <w:tcPr>
+            <w:tcW w:type="dxa" w:w="1440"/>
+          </w:tcPr>
+          <w:p>
+            <w:r>
+              <w:rPr>
+                <w:b/>
+              </w:rPr>
+            </w:r>
+            <w:r>
+              <w:rPr>
+                <w:b/>
+              </w:rPr>
+              <w:t>발견한 문제</w:t>
+            </w:r>
+          </w:p>
+        </w:tc>
+        <w:tc>
+          <w:tcPr>
+            <w:tcW w:type="dxa" w:w="1440"/>
+          </w:tcPr>
+          <w:p>
+            <w:r>
+              <w:rPr>
+                <w:b/>
+              </w:rPr>
+            </w:r>
+            <w:r>
+              <w:rPr>
+                <w:b/>
+              </w:rPr>
+              <w:t>지금 상태</w:t>
+            </w:r>
+          </w:p>
+        </w:tc>
+        <w:tc>
+          <w:tcPr>
+            <w:tcW w:type="dxa" w:w="1440"/>
+          </w:tcPr>
+          <w:p>
+            <w:r>
+              <w:rPr>
+                <w:b/>
+              </w:rPr>
+            </w:r>
+            <w:r>
+              <w:rPr>
+                <w:b/>
+              </w:rPr>
+              <w:t>해결 방안</w:t>
+            </w:r>
+          </w:p>
+        </w:tc>
+        <w:tc>
+          <w:tcPr>
+            <w:tcW w:type="dxa" w:w="1440"/>
+          </w:tcPr>
+          <w:p>
+            <w:r>
+              <w:rPr>
+                <w:b/>
+              </w:rPr>
+            </w:r>
+            <w:r>
+              <w:rPr>
+                <w:b/>
+              </w:rPr>
+              <w:t>소요</w:t>
+            </w:r>
+          </w:p>
+        </w:tc>
+        <w:tc>
+          <w:tcPr>
+            <w:tcW w:type="dxa" w:w="1440"/>
+          </w:tcPr>
+          <w:p>
+            <w:r>
+              <w:rPr>
+                <w:b/>
+              </w:rPr>
+            </w:r>
+            <w:r>
+              <w:rPr>
+                <w:b/>
+              </w:rPr>
+              <w:t>시행 계획</w:t>
+            </w:r>
+          </w:p>
+        </w:tc>
+      </w:tr>
+      <w:tr>
+        <w:tc>
+          <w:tcPr>
+            <w:tcW w:type="dxa" w:w="1440"/>
+          </w:tcPr>
+          <w:p>
+            <w:r/>
+            <w:r>
+              <w:t>1</w:t>
+            </w:r>
+          </w:p>
+        </w:tc>
+        <w:tc>
+          <w:tcPr>
+            <w:tcW w:type="dxa" w:w="1440"/>
+          </w:tcPr>
+          <w:p>
+            <w:r/>
+            <w:r>
+              <w:t>프로세스가 죽어도 모른다</w:t>
+            </w:r>
+          </w:p>
+        </w:tc>
+        <w:tc>
+          <w:tcPr>
+            <w:tcW w:type="dxa" w:w="1440"/>
+          </w:tcPr>
+          <w:p>
+            <w:r/>
+            <w:r>
+              <w:t>스택 유닛이 '한 번 실행'(oneshot) 방식. 백엔드·화면 서버가 죽어도 systemd가 다시 띄우지 않고 알림도 없다</w:t>
+            </w:r>
+          </w:p>
+        </w:tc>
+        <w:tc>
+          <w:tcPr>
+            <w:tcW w:type="dxa" w:w="1440"/>
+          </w:tcPr>
+          <w:p>
+            <w:r/>
+            <w:r>
+              <w:t>2분 간격 healthcheck 타이머, 2회 연속 실패 시 restart-all, 1시간 3회 초과 시 중단, 웹훅 알림</w:t>
+            </w:r>
+          </w:p>
+        </w:tc>
+        <w:tc>
+          <w:tcPr>
+            <w:tcW w:type="dxa" w:w="1440"/>
+          </w:tcPr>
+          <w:p>
+            <w:r/>
+            <w:r>
+              <w:t>0.5일</w:t>
+            </w:r>
+          </w:p>
+        </w:tc>
+        <w:tc>
+          <w:tcPr>
+            <w:tcW w:type="dxa" w:w="1440"/>
+          </w:tcPr>
+          <w:p>
+            <w:r/>
+            <w:r>
+              <w:t>1번</w:t>
+            </w:r>
+          </w:p>
+        </w:tc>
+      </w:tr>
+      <w:tr>
+        <w:tc>
+          <w:tcPr>
+            <w:tcW w:type="dxa" w:w="1440"/>
+          </w:tcPr>
+          <w:p>
+            <w:r/>
+            <w:r>
+              <w:t>2</w:t>
+            </w:r>
+          </w:p>
+        </w:tc>
+        <w:tc>
+          <w:tcPr>
+            <w:tcW w:type="dxa" w:w="1440"/>
+          </w:tcPr>
+          <w:p>
+            <w:r/>
+            <w:r>
+              <w:t>외부에서 상태를 볼 주소가 없다</w:t>
+            </w:r>
+          </w:p>
+        </w:tc>
+        <w:tc>
+          <w:tcPr>
+            <w:tcW w:type="dxa" w:w="1440"/>
+          </w:tcPr>
+          <w:p>
+            <w:r/>
+            <w:r>
+              <w:t xml:space="preserve">상태 주소가 </w:t>
+            </w:r>
+            <w:r>
+              <w:rPr>
+                <w:rFonts w:ascii="Consolas" w:hAnsi="Consolas"/>
+              </w:rPr>
+              <w:t>/health</w:t>
+            </w:r>
+            <w:r>
+              <w:t xml:space="preserve">인데 터널은 </w:t>
+            </w:r>
+            <w:r>
+              <w:rPr>
+                <w:rFonts w:ascii="Consolas" w:hAnsi="Consolas"/>
+              </w:rPr>
+              <w:t>/api/</w:t>
+            </w:r>
+            <w:r>
+              <w:t xml:space="preserve"> 아래만 백엔드로 보내 </w:t>
+            </w:r>
+            <w:r>
+              <w:rPr>
+                <w:rFonts w:ascii="Consolas" w:hAnsi="Consolas"/>
+              </w:rPr>
+              <w:t>maruvis.kr/api/health</w:t>
+            </w:r>
+            <w:r>
+              <w:t>가 404</w:t>
+            </w:r>
+          </w:p>
+        </w:tc>
+        <w:tc>
+          <w:tcPr>
+            <w:tcW w:type="dxa" w:w="1440"/>
+          </w:tcPr>
+          <w:p>
+            <w:r/>
+            <w:r>
+              <w:rPr>
+                <w:rFonts w:ascii="Consolas" w:hAnsi="Consolas"/>
+              </w:rPr>
+              <w:t>{"status":"ok"}</w:t>
+            </w:r>
+            <w:r>
+              <w:t xml:space="preserve">만 주는 </w:t>
+            </w:r>
+            <w:r>
+              <w:rPr>
+                <w:rFonts w:ascii="Consolas" w:hAnsi="Consolas"/>
+              </w:rPr>
+              <w:t>/api/health</w:t>
+            </w:r>
+            <w:r>
+              <w:t xml:space="preserve"> 추가, UptimeRobot 5분 감시 + 문자·메일</w:t>
+            </w:r>
+          </w:p>
+        </w:tc>
+        <w:tc>
+          <w:tcPr>
+            <w:tcW w:type="dxa" w:w="1440"/>
+          </w:tcPr>
+          <w:p>
+            <w:r/>
+            <w:r>
+              <w:t>0.5일</w:t>
+            </w:r>
+          </w:p>
+        </w:tc>
+        <w:tc>
+          <w:tcPr>
+            <w:tcW w:type="dxa" w:w="1440"/>
+          </w:tcPr>
+          <w:p>
+            <w:r/>
+            <w:r>
+              <w:t>2번</w:t>
+            </w:r>
+          </w:p>
+        </w:tc>
+      </w:tr>
+      <w:tr>
+        <w:tc>
+          <w:tcPr>
+            <w:tcW w:type="dxa" w:w="1440"/>
+          </w:tcPr>
+          <w:p>
+            <w:r/>
+            <w:r>
+              <w:t>3</w:t>
+            </w:r>
+          </w:p>
+        </w:tc>
+        <w:tc>
+          <w:tcPr>
+            <w:tcW w:type="dxa" w:w="1440"/>
+          </w:tcPr>
+          <w:p>
+            <w:r/>
+            <w:r>
+              <w:t>화면에 시간 제한이 없다</w:t>
+            </w:r>
+          </w:p>
+        </w:tc>
+        <w:tc>
+          <w:tcPr>
+            <w:tcW w:type="dxa" w:w="1440"/>
+          </w:tcPr>
+          <w:p>
+            <w:r/>
+            <w:r>
+              <w:t>응답이 안 와도 '생각 중'이 계속 돈다. 연결이 끊기면 부분 답변이 없을 때 빈 화면. 다시 시도 버튼이 없어 질문을 다시 쳐야 한다</w:t>
+            </w:r>
+          </w:p>
+        </w:tc>
+        <w:tc>
+          <w:tcPr>
+            <w:tcW w:type="dxa" w:w="1440"/>
+          </w:tcPr>
+          <w:p>
+            <w:r/>
+            <w:r>
+              <w:t>45초 무진행 안내, 120초 종료 + [다시 시도] 버튼(503이면 10초 잠금), 끊김 문구, 연락처 안내</w:t>
+            </w:r>
+          </w:p>
+        </w:tc>
+        <w:tc>
+          <w:tcPr>
+            <w:tcW w:type="dxa" w:w="1440"/>
+          </w:tcPr>
+          <w:p>
+            <w:r/>
+            <w:r>
+              <w:t>1일</w:t>
+            </w:r>
+          </w:p>
+        </w:tc>
+        <w:tc>
+          <w:tcPr>
+            <w:tcW w:type="dxa" w:w="1440"/>
+          </w:tcPr>
+          <w:p>
+            <w:r/>
+            <w:r>
+              <w:t>3번</w:t>
+            </w:r>
+          </w:p>
+        </w:tc>
+      </w:tr>
+      <w:tr>
+        <w:tc>
+          <w:tcPr>
+            <w:tcW w:type="dxa" w:w="1440"/>
+          </w:tcPr>
+          <w:p>
+            <w:r/>
+            <w:r>
+              <w:t>4</w:t>
+            </w:r>
+          </w:p>
+        </w:tc>
+        <w:tc>
+          <w:tcPr>
+            <w:tcW w:type="dxa" w:w="1440"/>
+          </w:tcPr>
+          <w:p>
+            <w:r/>
+            <w:r>
+              <w:t>답이 없는 질문이 한 줄로 끝난다</w:t>
+            </w:r>
+          </w:p>
+        </w:tc>
+        <w:tc>
+          <w:tcPr>
+            <w:tcW w:type="dxa" w:w="1440"/>
+          </w:tcPr>
+          <w:p>
+            <w:r/>
+            <w:r>
+              <w:t>"제공된 자료에는 해당 정보가 없습니다"만 나오고 갈 곳 안내가 없다</w:t>
+            </w:r>
+          </w:p>
+        </w:tc>
+        <w:tc>
+          <w:tcPr>
+            <w:tcW w:type="dxa" w:w="1440"/>
+          </w:tcPr>
+          <w:p>
+            <w:r/>
+            <w:r>
+              <w:t>거부 답변 뒤 고정 안내 블록(범위·홈페이지·학사지원팀·학부과 전화) 후처리, 사이드바 연락처 고정 표기</w:t>
+            </w:r>
+          </w:p>
+        </w:tc>
+        <w:tc>
+          <w:tcPr>
+            <w:tcW w:type="dxa" w:w="1440"/>
+          </w:tcPr>
+          <w:p>
+            <w:r/>
+            <w:r>
+              <w:t>0.5일</w:t>
+            </w:r>
+          </w:p>
+        </w:tc>
+        <w:tc>
+          <w:tcPr>
+            <w:tcW w:type="dxa" w:w="1440"/>
+          </w:tcPr>
+          <w:p>
+            <w:r/>
+            <w:r>
+              <w:t>4번</w:t>
+            </w:r>
+          </w:p>
+        </w:tc>
+      </w:tr>
+      <w:tr>
+        <w:tc>
+          <w:tcPr>
+            <w:tcW w:type="dxa" w:w="1440"/>
+          </w:tcPr>
+          <w:p>
+            <w:r/>
+            <w:r>
+              <w:t>5</w:t>
+            </w:r>
+          </w:p>
+        </w:tc>
+        <w:tc>
+          <w:tcPr>
+            <w:tcW w:type="dxa" w:w="1440"/>
+          </w:tcPr>
+          <w:p>
+            <w:r/>
+            <w:r>
+              <w:t>학생 신고 채널이 없다</w:t>
+            </w:r>
+          </w:p>
+        </w:tc>
+        <w:tc>
+          <w:tcPr>
+            <w:tcW w:type="dxa" w:w="1440"/>
+          </w:tcPr>
+          <w:p>
+            <w:r/>
+            <w:r>
+              <w:t>피드백 문구는 번역 파일에만 있고 버튼도 저장 기능도 없다</w:t>
+            </w:r>
+          </w:p>
+        </w:tc>
+        <w:tc>
+          <w:tcPr>
+            <w:tcW w:type="dxa" w:w="1440"/>
+          </w:tcPr>
+          <w:p>
+            <w:r/>
+            <w:r>
+              <w:t xml:space="preserve">👍/👎 + 이유 선택, </w:t>
+            </w:r>
+            <w:r>
+              <w:rPr>
+                <w:rFonts w:ascii="Consolas" w:hAnsi="Consolas"/>
+              </w:rPr>
+              <w:t>POST /api/feedback</w:t>
+            </w:r>
+            <w:r>
+              <w:t>, 주 1회 집계, 1시간 👎 5건 초과 시 알림</w:t>
+            </w:r>
+          </w:p>
+        </w:tc>
+        <w:tc>
+          <w:tcPr>
+            <w:tcW w:type="dxa" w:w="1440"/>
+          </w:tcPr>
+          <w:p>
+            <w:r/>
+            <w:r>
+              <w:t>1일</w:t>
+            </w:r>
+          </w:p>
+        </w:tc>
+        <w:tc>
+          <w:tcPr>
+            <w:tcW w:type="dxa" w:w="1440"/>
+          </w:tcPr>
+          <w:p>
+            <w:r/>
+            <w:r>
+              <w:t>6번</w:t>
+            </w:r>
+          </w:p>
+        </w:tc>
+      </w:tr>
+      <w:tr>
+        <w:tc>
+          <w:tcPr>
+            <w:tcW w:type="dxa" w:w="1440"/>
+          </w:tcPr>
+          <w:p>
+            <w:r/>
+            <w:r>
+              <w:t>6</w:t>
+            </w:r>
+          </w:p>
+        </w:tc>
+        <w:tc>
+          <w:tcPr>
+            <w:tcW w:type="dxa" w:w="1440"/>
+          </w:tcPr>
+          <w:p>
+            <w:r/>
+            <w:r>
+              <w:t>서버 전체 다운 시 영문 오류 페이지만 보인다</w:t>
+            </w:r>
+          </w:p>
+        </w:tc>
+        <w:tc>
+          <w:tcPr>
+            <w:tcW w:type="dxa" w:w="1440"/>
+          </w:tcPr>
+          <w:p>
+            <w:r/>
+            <w:r>
+              <w:t>Cloudflare 기본 502·530 페이지. 맞춤 오류 페이지는 무료 요금제 불가</w:t>
+            </w:r>
+          </w:p>
+        </w:tc>
+        <w:tc>
+          <w:tcPr>
+            <w:tcW w:type="dxa" w:w="1440"/>
+          </w:tcPr>
+          <w:p>
+            <w:r/>
+            <w:r>
+              <w:t>Worker 폴백 안내 페이지 + 점검 모드 스위치</w:t>
+            </w:r>
+          </w:p>
+        </w:tc>
+        <w:tc>
+          <w:tcPr>
+            <w:tcW w:type="dxa" w:w="1440"/>
+          </w:tcPr>
+          <w:p>
+            <w:r/>
+            <w:r>
+              <w:t>0.5일</w:t>
+            </w:r>
+          </w:p>
+        </w:tc>
+        <w:tc>
+          <w:tcPr>
+            <w:tcW w:type="dxa" w:w="1440"/>
+          </w:tcPr>
+          <w:p>
+            <w:r/>
+            <w:r>
+              <w:t>5번</w:t>
+            </w:r>
+          </w:p>
+        </w:tc>
+      </w:tr>
+    </w:tbl>
+    <w:p>
+      <w:r>
+        <w:t>문제 1·2·3이 급합니다. 이 셋을 먼저 막으면(2일) 장애가 나도 5분 안에 알고, 대부분 자동으로 복구되며, 학생은 멈춘 화면 대신 안내 문구를 봅니다.</w:t>
+      </w:r>
+    </w:p>
+    <w:p>
       <w:r>
         <w:t>──────────────────────────────</w:t>
       </w:r>
